--- a/Exercise-04-Solution.docx
+++ b/Exercise-04-Solution.docx
@@ -7,19 +7,7 @@
         <w:pStyle w:val="Title"/>
       </w:pPr>
       <w:r>
-        <w:t xml:space="preserve">Exercise</w:t>
-      </w:r>
-      <w:r>
-        <w:t xml:space="preserve"> </w:t>
-      </w:r>
-      <w:r>
-        <w:t xml:space="preserve">4</w:t>
-      </w:r>
-      <w:r>
-        <w:t xml:space="preserve"> </w:t>
-      </w:r>
-      <w:r>
-        <w:t xml:space="preserve">Solution</w:t>
+        <w:t xml:space="preserve">Exercise 4 Solution</w:t>
       </w:r>
     </w:p>
     <w:bookmarkStart w:id="23" w:name="exercise-4"/>
@@ -159,7 +147,7 @@
         <w:pStyle w:val="BodyText"/>
       </w:pPr>
       <w:r>
-        <w:t xml:space="preserve">- Importing and joining customer data and store_transactions.</w:t>
+        <w:t xml:space="preserve">- Provide at least one numeric summary.</w:t>
       </w:r>
     </w:p>
     <w:p>
@@ -167,7 +155,7 @@
         <w:pStyle w:val="BodyText"/>
       </w:pPr>
       <w:r>
-        <w:t xml:space="preserve">- Using the functions we’ve covered to summarize the data as specified.</w:t>
+        <w:t xml:space="preserve">- Provide at least one visualization.</w:t>
       </w:r>
     </w:p>
     <w:p>
@@ -175,7 +163,7 @@
         <w:pStyle w:val="BodyText"/>
       </w:pPr>
       <w:r>
-        <w:t xml:space="preserve">- Following good coding conventions (provide feedback on this point).</w:t>
+        <w:t xml:space="preserve">- Following good coding conventions (piping, comments, etc.).</w:t>
       </w:r>
     </w:p>
     <w:p>
@@ -250,25 +238,25 @@
         <w:rPr>
           <w:rStyle w:val="VerbatimChar"/>
         </w:rPr>
-        <w:t xml:space="preserve">✔ ggplot2   3.5.1     ✔ tibble    3.2.1</w:t>
-      </w:r>
-      <w:r>
-        <w:br/>
-      </w:r>
-      <w:r>
-        <w:rPr>
-          <w:rStyle w:val="VerbatimChar"/>
-        </w:rPr>
-        <w:t xml:space="preserve">✔ lubridate 1.9.3     ✔ tidyr     1.3.1</w:t>
-      </w:r>
-      <w:r>
-        <w:br/>
-      </w:r>
-      <w:r>
-        <w:rPr>
-          <w:rStyle w:val="VerbatimChar"/>
-        </w:rPr>
-        <w:t xml:space="preserve">✔ purrr     1.0.2     </w:t>
+        <w:t xml:space="preserve">✔ ggplot2   3.5.2     ✔ tibble    3.3.0</w:t>
+      </w:r>
+      <w:r>
+        <w:br/>
+      </w:r>
+      <w:r>
+        <w:rPr>
+          <w:rStyle w:val="VerbatimChar"/>
+        </w:rPr>
+        <w:t xml:space="preserve">✔ lubridate 1.9.4     ✔ tidyr     1.3.1</w:t>
+      </w:r>
+      <w:r>
+        <w:br/>
+      </w:r>
+      <w:r>
+        <w:rPr>
+          <w:rStyle w:val="VerbatimChar"/>
+        </w:rPr>
+        <w:t xml:space="preserve">✔ purrr     1.1.0     </w:t>
       </w:r>
       <w:r>
         <w:br/>
@@ -965,7 +953,7 @@
         <w:rPr>
           <w:rStyle w:val="DecValTok"/>
         </w:rPr>
-        <w:t xml:space="preserve">2021</w:t>
+        <w:t xml:space="preserve">2026</w:t>
       </w:r>
       <w:r>
         <w:rPr>
@@ -1040,7 +1028,7 @@
         <w:rPr>
           <w:rStyle w:val="NormalTok"/>
         </w:rPr>
-        <w:t xml:space="preserve"> dec_2018, </w:t>
+        <w:t xml:space="preserve"> age, </w:t>
       </w:r>
       <w:r>
         <w:rPr>
@@ -1052,7 +1040,7 @@
         <w:rPr>
           <w:rStyle w:val="NormalTok"/>
         </w:rPr>
-        <w:t xml:space="preserve"> age)) </w:t>
+        <w:t xml:space="preserve"> dec_2018)) </w:t>
       </w:r>
       <w:r>
         <w:rPr>
@@ -1097,7 +1085,7 @@
         <w:rPr>
           <w:rStyle w:val="DecValTok"/>
         </w:rPr>
-        <w:t xml:space="preserve">3</w:t>
+        <w:t xml:space="preserve">2</w:t>
       </w:r>
       <w:r>
         <w:rPr>
@@ -1127,13 +1115,28 @@
         <w:rPr>
           <w:rStyle w:val="NormalTok"/>
         </w:rPr>
-        <w:t xml:space="preserve">, </w:t>
+        <w:t xml:space="preserve">) </w:t>
+      </w:r>
+      <w:r>
+        <w:rPr>
+          <w:rStyle w:val="SpecialCharTok"/>
+        </w:rPr>
+        <w:t xml:space="preserve">+</w:t>
+      </w:r>
+      <w:r>
+        <w:br/>
+      </w:r>
+      <w:r>
+        <w:rPr>
+          <w:rStyle w:val="NormalTok"/>
+        </w:rPr>
+        <w:t xml:space="preserve">  </w:t>
       </w:r>
       <w:r>
         <w:rPr>
           <w:rStyle w:val="FunctionTok"/>
         </w:rPr>
-        <w:t xml:space="preserve">aes</w:t>
+        <w:t xml:space="preserve">facet_grid</w:t>
       </w:r>
       <w:r>
         <w:rPr>
@@ -1143,48 +1146,90 @@
       </w:r>
       <w:r>
         <w:rPr>
+          <w:rStyle w:val="SpecialCharTok"/>
+        </w:rPr>
+        <w:t xml:space="preserve">~</w:t>
+      </w:r>
+      <w:r>
+        <w:rPr>
+          <w:rStyle w:val="NormalTok"/>
+        </w:rPr>
+        <w:t xml:space="preserve"> region) </w:t>
+      </w:r>
+      <w:r>
+        <w:rPr>
+          <w:rStyle w:val="SpecialCharTok"/>
+        </w:rPr>
+        <w:t xml:space="preserve">+</w:t>
+      </w:r>
+      <w:r>
+        <w:br/>
+      </w:r>
+      <w:r>
+        <w:rPr>
+          <w:rStyle w:val="NormalTok"/>
+        </w:rPr>
+        <w:t xml:space="preserve">  </w:t>
+      </w:r>
+      <w:r>
+        <w:rPr>
+          <w:rStyle w:val="FunctionTok"/>
+        </w:rPr>
+        <w:t xml:space="preserve">labs</w:t>
+      </w:r>
+      <w:r>
+        <w:rPr>
+          <w:rStyle w:val="NormalTok"/>
+        </w:rPr>
+        <w:t xml:space="preserve">(</w:t>
+      </w:r>
+      <w:r>
+        <w:br/>
+      </w:r>
+      <w:r>
+        <w:rPr>
+          <w:rStyle w:val="NormalTok"/>
+        </w:rPr>
+        <w:t xml:space="preserve">    </w:t>
+      </w:r>
+      <w:r>
+        <w:rPr>
           <w:rStyle w:val="AttributeTok"/>
         </w:rPr>
-        <w:t xml:space="preserve">color =</w:t>
-      </w:r>
-      <w:r>
-        <w:rPr>
-          <w:rStyle w:val="NormalTok"/>
-        </w:rPr>
-        <w:t xml:space="preserve"> gender)) </w:t>
-      </w:r>
-      <w:r>
-        <w:rPr>
-          <w:rStyle w:val="SpecialCharTok"/>
-        </w:rPr>
-        <w:t xml:space="preserve">+</w:t>
-      </w:r>
-      <w:r>
-        <w:br/>
-      </w:r>
-      <w:r>
-        <w:rPr>
-          <w:rStyle w:val="NormalTok"/>
-        </w:rPr>
-        <w:t xml:space="preserve">  </w:t>
-      </w:r>
-      <w:r>
-        <w:rPr>
-          <w:rStyle w:val="FunctionTok"/>
-        </w:rPr>
-        <w:t xml:space="preserve">geom_smooth</w:t>
-      </w:r>
-      <w:r>
-        <w:rPr>
-          <w:rStyle w:val="NormalTok"/>
-        </w:rPr>
-        <w:t xml:space="preserve">(</w:t>
+        <w:t xml:space="preserve">title =</w:t>
+      </w:r>
+      <w:r>
+        <w:rPr>
+          <w:rStyle w:val="NormalTok"/>
+        </w:rPr>
+        <w:t xml:space="preserve"> </w:t>
+      </w:r>
+      <w:r>
+        <w:rPr>
+          <w:rStyle w:val="StringTok"/>
+        </w:rPr>
+        <w:t xml:space="preserve">"December 2018 Purchases by Age and Region"</w:t>
+      </w:r>
+      <w:r>
+        <w:rPr>
+          <w:rStyle w:val="NormalTok"/>
+        </w:rPr>
+        <w:t xml:space="preserve">,</w:t>
+      </w:r>
+      <w:r>
+        <w:br/>
+      </w:r>
+      <w:r>
+        <w:rPr>
+          <w:rStyle w:val="NormalTok"/>
+        </w:rPr>
+        <w:t xml:space="preserve">    </w:t>
       </w:r>
       <w:r>
         <w:rPr>
           <w:rStyle w:val="AttributeTok"/>
         </w:rPr>
-        <w:t xml:space="preserve">method =</w:t>
+        <w:t xml:space="preserve">x =</w:t>
       </w:r>
       <w:r>
         <w:rPr>
@@ -1196,19 +1241,28 @@
         <w:rPr>
           <w:rStyle w:val="StringTok"/>
         </w:rPr>
-        <w:t xml:space="preserve">"lm"</w:t>
-      </w:r>
-      <w:r>
-        <w:rPr>
-          <w:rStyle w:val="NormalTok"/>
-        </w:rPr>
-        <w:t xml:space="preserve">, </w:t>
+        <w:t xml:space="preserve">"Age"</w:t>
+      </w:r>
+      <w:r>
+        <w:rPr>
+          <w:rStyle w:val="NormalTok"/>
+        </w:rPr>
+        <w:t xml:space="preserve">,</w:t>
+      </w:r>
+      <w:r>
+        <w:br/>
+      </w:r>
+      <w:r>
+        <w:rPr>
+          <w:rStyle w:val="NormalTok"/>
+        </w:rPr>
+        <w:t xml:space="preserve">    </w:t>
       </w:r>
       <w:r>
         <w:rPr>
           <w:rStyle w:val="AttributeTok"/>
         </w:rPr>
-        <w:t xml:space="preserve">se =</w:t>
+        <w:t xml:space="preserve">y =</w:t>
       </w:r>
       <w:r>
         <w:rPr>
@@ -1218,338 +1272,15 @@
       </w:r>
       <w:r>
         <w:rPr>
-          <w:rStyle w:val="ConstantTok"/>
-        </w:rPr>
-        <w:t xml:space="preserve">FALSE</w:t>
-      </w:r>
-      <w:r>
-        <w:rPr>
-          <w:rStyle w:val="NormalTok"/>
-        </w:rPr>
-        <w:t xml:space="preserve">) </w:t>
-      </w:r>
-      <w:r>
-        <w:rPr>
-          <w:rStyle w:val="SpecialCharTok"/>
-        </w:rPr>
-        <w:t xml:space="preserve">+</w:t>
-      </w:r>
-      <w:r>
-        <w:rPr>
-          <w:rStyle w:val="NormalTok"/>
-        </w:rPr>
-        <w:t xml:space="preserve"> </w:t>
-      </w:r>
-      <w:r>
-        <w:br/>
-      </w:r>
-      <w:r>
-        <w:rPr>
-          <w:rStyle w:val="NormalTok"/>
-        </w:rPr>
-        <w:t xml:space="preserve">  </w:t>
-      </w:r>
-      <w:r>
-        <w:rPr>
-          <w:rStyle w:val="FunctionTok"/>
-        </w:rPr>
-        <w:t xml:space="preserve">facet_grid</w:t>
-      </w:r>
-      <w:r>
-        <w:rPr>
-          <w:rStyle w:val="NormalTok"/>
-        </w:rPr>
-        <w:t xml:space="preserve">(</w:t>
-      </w:r>
-      <w:r>
-        <w:rPr>
-          <w:rStyle w:val="SpecialCharTok"/>
-        </w:rPr>
-        <w:t xml:space="preserve">~</w:t>
-      </w:r>
-      <w:r>
-        <w:rPr>
-          <w:rStyle w:val="NormalTok"/>
-        </w:rPr>
-        <w:t xml:space="preserve"> region) </w:t>
-      </w:r>
-      <w:r>
-        <w:rPr>
-          <w:rStyle w:val="SpecialCharTok"/>
-        </w:rPr>
-        <w:t xml:space="preserve">+</w:t>
-      </w:r>
-      <w:r>
-        <w:br/>
-      </w:r>
-      <w:r>
-        <w:rPr>
-          <w:rStyle w:val="NormalTok"/>
-        </w:rPr>
-        <w:t xml:space="preserve">  </w:t>
-      </w:r>
-      <w:r>
-        <w:rPr>
-          <w:rStyle w:val="FunctionTok"/>
-        </w:rPr>
-        <w:t xml:space="preserve">labs</w:t>
-      </w:r>
-      <w:r>
-        <w:rPr>
-          <w:rStyle w:val="NormalTok"/>
-        </w:rPr>
-        <w:t xml:space="preserve">(</w:t>
-      </w:r>
-      <w:r>
-        <w:br/>
-      </w:r>
-      <w:r>
-        <w:rPr>
-          <w:rStyle w:val="NormalTok"/>
-        </w:rPr>
-        <w:t xml:space="preserve">    </w:t>
-      </w:r>
-      <w:r>
-        <w:rPr>
-          <w:rStyle w:val="AttributeTok"/>
-        </w:rPr>
-        <w:t xml:space="preserve">title =</w:t>
-      </w:r>
-      <w:r>
-        <w:rPr>
-          <w:rStyle w:val="NormalTok"/>
-        </w:rPr>
-        <w:t xml:space="preserve"> </w:t>
-      </w:r>
-      <w:r>
-        <w:rPr>
           <w:rStyle w:val="StringTok"/>
         </w:rPr>
-        <w:t xml:space="preserve">"December 2018 Purchases by Age, Region, and Gender"</w:t>
-      </w:r>
-      <w:r>
-        <w:rPr>
-          <w:rStyle w:val="NormalTok"/>
-        </w:rPr>
-        <w:t xml:space="preserve">,</w:t>
-      </w:r>
-      <w:r>
-        <w:br/>
-      </w:r>
-      <w:r>
-        <w:rPr>
-          <w:rStyle w:val="NormalTok"/>
-        </w:rPr>
-        <w:t xml:space="preserve">    </w:t>
-      </w:r>
-      <w:r>
-        <w:rPr>
-          <w:rStyle w:val="AttributeTok"/>
-        </w:rPr>
-        <w:t xml:space="preserve">x =</w:t>
-      </w:r>
-      <w:r>
-        <w:rPr>
-          <w:rStyle w:val="NormalTok"/>
-        </w:rPr>
-        <w:t xml:space="preserve"> </w:t>
-      </w:r>
-      <w:r>
-        <w:rPr>
-          <w:rStyle w:val="StringTok"/>
-        </w:rPr>
         <w:t xml:space="preserve">"December 2018 Purchases"</w:t>
       </w:r>
       <w:r>
         <w:rPr>
           <w:rStyle w:val="NormalTok"/>
         </w:rPr>
-        <w:t xml:space="preserve">,</w:t>
-      </w:r>
-      <w:r>
-        <w:br/>
-      </w:r>
-      <w:r>
-        <w:rPr>
-          <w:rStyle w:val="NormalTok"/>
-        </w:rPr>
-        <w:t xml:space="preserve">    </w:t>
-      </w:r>
-      <w:r>
-        <w:rPr>
-          <w:rStyle w:val="AttributeTok"/>
-        </w:rPr>
-        <w:t xml:space="preserve">y =</w:t>
-      </w:r>
-      <w:r>
-        <w:rPr>
-          <w:rStyle w:val="NormalTok"/>
-        </w:rPr>
-        <w:t xml:space="preserve"> </w:t>
-      </w:r>
-      <w:r>
-        <w:rPr>
-          <w:rStyle w:val="StringTok"/>
-        </w:rPr>
-        <w:t xml:space="preserve">"Age"</w:t>
-      </w:r>
-      <w:r>
-        <w:br/>
-      </w:r>
-      <w:r>
-        <w:rPr>
-          <w:rStyle w:val="NormalTok"/>
-        </w:rPr>
-        <w:t xml:space="preserve">  ) </w:t>
-      </w:r>
-      <w:r>
-        <w:rPr>
-          <w:rStyle w:val="SpecialCharTok"/>
-        </w:rPr>
-        <w:t xml:space="preserve">+</w:t>
-      </w:r>
-      <w:r>
-        <w:br/>
-      </w:r>
-      <w:r>
-        <w:rPr>
-          <w:rStyle w:val="NormalTok"/>
-        </w:rPr>
-        <w:t xml:space="preserve">  </w:t>
-      </w:r>
-      <w:r>
-        <w:rPr>
-          <w:rStyle w:val="FunctionTok"/>
-        </w:rPr>
-        <w:t xml:space="preserve">scale_color_manual</w:t>
-      </w:r>
-      <w:r>
-        <w:rPr>
-          <w:rStyle w:val="NormalTok"/>
-        </w:rPr>
-        <w:t xml:space="preserve">(</w:t>
-      </w:r>
-      <w:r>
-        <w:br/>
-      </w:r>
-      <w:r>
-        <w:rPr>
-          <w:rStyle w:val="NormalTok"/>
-        </w:rPr>
-        <w:t xml:space="preserve">    </w:t>
-      </w:r>
-      <w:r>
-        <w:rPr>
-          <w:rStyle w:val="AttributeTok"/>
-        </w:rPr>
-        <w:t xml:space="preserve">name =</w:t>
-      </w:r>
-      <w:r>
-        <w:rPr>
-          <w:rStyle w:val="NormalTok"/>
-        </w:rPr>
-        <w:t xml:space="preserve"> </w:t>
-      </w:r>
-      <w:r>
-        <w:rPr>
-          <w:rStyle w:val="StringTok"/>
-        </w:rPr>
-        <w:t xml:space="preserve">"Gender"</w:t>
-      </w:r>
-      <w:r>
-        <w:rPr>
-          <w:rStyle w:val="NormalTok"/>
-        </w:rPr>
-        <w:t xml:space="preserve">,</w:t>
-      </w:r>
-      <w:r>
-        <w:br/>
-      </w:r>
-      <w:r>
-        <w:rPr>
-          <w:rStyle w:val="NormalTok"/>
-        </w:rPr>
-        <w:t xml:space="preserve">    </w:t>
-      </w:r>
-      <w:r>
-        <w:rPr>
-          <w:rStyle w:val="AttributeTok"/>
-        </w:rPr>
-        <w:t xml:space="preserve">values =</w:t>
-      </w:r>
-      <w:r>
-        <w:rPr>
-          <w:rStyle w:val="NormalTok"/>
-        </w:rPr>
-        <w:t xml:space="preserve"> </w:t>
-      </w:r>
-      <w:r>
-        <w:rPr>
-          <w:rStyle w:val="FunctionTok"/>
-        </w:rPr>
-        <w:t xml:space="preserve">c</w:t>
-      </w:r>
-      <w:r>
-        <w:rPr>
-          <w:rStyle w:val="NormalTok"/>
-        </w:rPr>
-        <w:t xml:space="preserve">(</w:t>
-      </w:r>
-      <w:r>
-        <w:rPr>
-          <w:rStyle w:val="StringTok"/>
-        </w:rPr>
-        <w:t xml:space="preserve">"violet"</w:t>
-      </w:r>
-      <w:r>
-        <w:rPr>
-          <w:rStyle w:val="NormalTok"/>
-        </w:rPr>
-        <w:t xml:space="preserve">, </w:t>
-      </w:r>
-      <w:r>
-        <w:rPr>
-          <w:rStyle w:val="StringTok"/>
-        </w:rPr>
-        <w:t xml:space="preserve">"purple"</w:t>
-      </w:r>
-      <w:r>
-        <w:rPr>
-          <w:rStyle w:val="NormalTok"/>
-        </w:rPr>
-        <w:t xml:space="preserve">, </w:t>
-      </w:r>
-      <w:r>
-        <w:rPr>
-          <w:rStyle w:val="StringTok"/>
-        </w:rPr>
-        <w:t xml:space="preserve">"turquoise"</w:t>
-      </w:r>
-      <w:r>
-        <w:rPr>
-          <w:rStyle w:val="NormalTok"/>
-        </w:rPr>
         <w:t xml:space="preserve">)</w:t>
-      </w:r>
-      <w:r>
-        <w:br/>
-      </w:r>
-      <w:r>
-        <w:rPr>
-          <w:rStyle w:val="NormalTok"/>
-        </w:rPr>
-        <w:t xml:space="preserve">  )</w:t>
-      </w:r>
-    </w:p>
-    <w:p>
-      <w:pPr>
-        <w:pStyle w:val="SourceCode"/>
-      </w:pPr>
-      <w:r>
-        <w:rPr>
-          <w:rStyle w:val="VerbatimChar"/>
-        </w:rPr>
-        <w:t xml:space="preserve">`geom_smooth()` using formula = 'y ~ x'</w:t>
       </w:r>
     </w:p>
     <w:p>
@@ -1600,7 +1331,11 @@
       </w:r>
     </w:p>
     <w:bookmarkEnd w:id="23"/>
-    <w:sectPr/>
+    <w:sectPr>
+      <w:footnotePr>
+        <w:numRestart w:val="eachSect"/>
+      </w:footnotePr>
+    </w:sectPr>
   </w:body>
 </w:document>
 </file>
@@ -1887,8 +1622,6 @@
     </w:pPr>
     <w:rPr>
       <w:rFonts w:asciiTheme="majorHAnsi" w:cstheme="majorBidi" w:eastAsiaTheme="majorEastAsia" w:hAnsiTheme="majorHAnsi"/>
-      <w:spacing w:val="-10"/>
-      <w:kern w:val="28"/>
       <w:sz w:val="56"/>
       <w:szCs w:val="56"/>
     </w:rPr>
@@ -1901,15 +1634,13 @@
     <w:rsid w:val="00A10FD9"/>
     <w:rPr>
       <w:rFonts w:asciiTheme="majorHAnsi" w:cstheme="majorBidi" w:eastAsiaTheme="majorEastAsia" w:hAnsiTheme="majorHAnsi"/>
-      <w:spacing w:val="-10"/>
-      <w:kern w:val="28"/>
       <w:sz w:val="56"/>
       <w:szCs w:val="56"/>
     </w:rPr>
   </w:style>
   <w:style w:styleId="Subtitle" w:type="paragraph">
     <w:name w:val="Subtitle"/>
-    <w:basedOn w:val="Normal"/>
+    <w:basedOn w:val="Title"/>
     <w:next w:val="BodyText"/>
     <w:link w:val="SubtitleChar"/>
     <w:uiPriority w:val="11"/>
@@ -1922,7 +1653,6 @@
     </w:pPr>
     <w:rPr>
       <w:rFonts w:cstheme="majorBidi" w:eastAsiaTheme="majorEastAsia"/>
-      <w:color w:themeColor="text1" w:themeTint="A6" w:val="595959"/>
       <w:spacing w:val="15"/>
       <w:sz w:val="28"/>
       <w:szCs w:val="28"/>
@@ -1944,23 +1674,31 @@
   </w:style>
   <w:style w:customStyle="1" w:styleId="Author" w:type="paragraph">
     <w:name w:val="Author"/>
+    <w:basedOn w:val="Title"/>
     <w:next w:val="BodyText"/>
     <w:qFormat/>
     <w:pPr>
       <w:keepNext/>
       <w:keepLines/>
-      <w:jc w:val="center"/>
     </w:pPr>
+    <w:rPr>
+      <w:sz w:val="24"/>
+      <w:szCs w:val="24"/>
+    </w:rPr>
   </w:style>
   <w:style w:styleId="Date" w:type="paragraph">
     <w:name w:val="Date"/>
+    <w:basedOn w:val="Title"/>
     <w:next w:val="BodyText"/>
     <w:qFormat/>
     <w:pPr>
       <w:keepNext/>
       <w:keepLines/>
-      <w:jc w:val="center"/>
     </w:pPr>
+    <w:rPr>
+      <w:sz w:val="24"/>
+      <w:szCs w:val="24"/>
+    </w:rPr>
   </w:style>
   <w:style w:customStyle="1" w:styleId="AbstractTitle" w:type="paragraph">
     <w:name w:val="Abstract Title"/>
@@ -1975,7 +1713,6 @@
     </w:pPr>
     <w:rPr>
       <w:b/>
-      <w:color w:val="345A8A"/>
       <w:sz w:val="20"/>
       <w:szCs w:val="20"/>
     </w:rPr>
